--- a/cv/Resume Fresh let.docx
+++ b/cv/Resume Fresh let.docx
@@ -1654,6 +1654,28 @@
     </w:p>
     <w:p>
       <w:pPr>
+        <w:pStyle w:val="ListParagraph"/>
+        <w:numPr>
+          <w:ilvl w:val="0"/>
+          <w:numId w:val="4"/>
+        </w:numPr>
+        <w:rPr>
+          <w:rFonts w:ascii="Arial" w:eastAsia="Arial" w:hAnsi="Arial" w:cs="Arial"/>
+          <w:b/>
+          <w:bCs/>
+        </w:rPr>
+      </w:pPr>
+      <w:r>
+        <w:rPr>
+          <w:rFonts w:ascii="Arial" w:eastAsia="Arial" w:hAnsi="Arial" w:cs="Arial"/>
+          <w:b/>
+          <w:bCs/>
+        </w:rPr>
+        <w:t>Docker</w:t>
+      </w:r>
+    </w:p>
+    <w:p>
+      <w:pPr>
         <w:rPr>
           <w:rFonts w:ascii="Arial" w:hAnsi="Arial" w:cs="Arial"/>
           <w:b/>
@@ -1897,6 +1919,7 @@
           <w:b/>
           <w:bCs/>
         </w:rPr>
+        <w:lastRenderedPageBreak/>
         <w:t>Citytech</w:t>
       </w:r>
       <w:proofErr w:type="spellEnd"/>
@@ -1973,7 +1996,6 @@
           <w:b/>
           <w:bCs/>
         </w:rPr>
-        <w:lastRenderedPageBreak/>
         <w:t>Globaalign</w:t>
       </w:r>
       <w:proofErr w:type="spellEnd"/>
@@ -3592,6 +3614,7 @@
           <w:b/>
           <w:bCs/>
         </w:rPr>
+        <w:lastRenderedPageBreak/>
         <w:t>Basic Project management skill required for managing small teams using MS Office package</w:t>
       </w:r>
       <w:r>
@@ -3986,7 +4009,6 @@
         </w:rPr>
         <w:t xml:space="preserve"> </w:t>
       </w:r>
-      <w:proofErr w:type="spellStart"/>
       <w:proofErr w:type="gramStart"/>
       <w:r>
         <w:rPr>
@@ -3994,7 +4016,6 @@
         </w:rPr>
         <w:t>js</w:t>
       </w:r>
-      <w:proofErr w:type="spellEnd"/>
       <w:r>
         <w:rPr>
           <w:rFonts w:ascii="Arial" w:hAnsi="Arial" w:cs="Arial"/>
@@ -4607,6 +4628,7 @@
           <w:bCs/>
           <w:color w:val="262626"/>
         </w:rPr>
+        <w:lastRenderedPageBreak/>
         <w:t xml:space="preserve">Team </w:t>
       </w:r>
       <w:proofErr w:type="gramStart"/>
@@ -4644,7 +4666,6 @@
           <w:bCs/>
           <w:color w:val="000000"/>
         </w:rPr>
-        <w:lastRenderedPageBreak/>
         <w:t>Technology :</w:t>
       </w:r>
       <w:proofErr w:type="spellStart"/>
@@ -5589,6 +5610,7 @@
           <w:b/>
           <w:bCs/>
         </w:rPr>
+        <w:lastRenderedPageBreak/>
         <w:t>Title :</w:t>
       </w:r>
       <w:proofErr w:type="gramEnd"/>
@@ -5630,7 +5652,6 @@
           <w:bCs/>
           <w:color w:val="000000"/>
         </w:rPr>
-        <w:lastRenderedPageBreak/>
         <w:t xml:space="preserve">Team </w:t>
       </w:r>
       <w:proofErr w:type="gramStart"/>
@@ -6793,6 +6814,7 @@
           <w:bCs/>
           <w:color w:val="000000"/>
         </w:rPr>
+        <w:lastRenderedPageBreak/>
         <w:t>Technology :</w:t>
       </w:r>
       <w:proofErr w:type="spellStart"/>
@@ -6885,7 +6907,6 @@
           <w:b/>
           <w:bCs/>
         </w:rPr>
-        <w:lastRenderedPageBreak/>
         <w:t xml:space="preserve">Project Description: </w:t>
       </w:r>
       <w:r>
@@ -7732,6 +7753,7 @@
           <w:b/>
           <w:bCs/>
         </w:rPr>
+        <w:lastRenderedPageBreak/>
         <w:t>Personal Details</w:t>
       </w:r>
     </w:p>
@@ -7753,7 +7775,6 @@
         <w:rPr>
           <w:rFonts w:ascii="Arial" w:hAnsi="Arial" w:cs="Arial"/>
         </w:rPr>
-        <w:lastRenderedPageBreak/>
         <w:t>Date of Birth</w:t>
       </w:r>
       <w:r>
@@ -9393,7 +9414,6 @@
   <w:style w:type="character" w:default="1" w:styleId="DefaultParagraphFont">
     <w:name w:val="Default Paragraph Font"/>
     <w:uiPriority w:val="1"/>
-    <w:semiHidden/>
     <w:unhideWhenUsed/>
   </w:style>
   <w:style w:type="table" w:default="1" w:styleId="TableNormal">

--- a/cv/Resume Fresh let.docx
+++ b/cv/Resume Fresh let.docx
@@ -1,6 +1,6 @@
 
 <file path=word/document.xml><?xml version="1.0" encoding="utf-8"?>
-<w:document xmlns:wpc="http://schemas.microsoft.com/office/word/2010/wordprocessingCanvas" xmlns:cx="http://schemas.microsoft.com/office/drawing/2014/chartex" xmlns:cx1="http://schemas.microsoft.com/office/drawing/2015/9/8/chartex" xmlns:cx2="http://schemas.microsoft.com/office/drawing/2015/10/21/chartex" xmlns:cx3="http://schemas.microsoft.com/office/drawing/2016/5/9/chartex" xmlns:cx4="http://schemas.microsoft.com/office/drawing/2016/5/10/chartex" xmlns:cx5="http://schemas.microsoft.com/office/drawing/2016/5/11/chartex" xmlns:cx6="http://schemas.microsoft.com/office/drawing/2016/5/12/chartex" xmlns:cx7="http://schemas.microsoft.com/office/drawing/2016/5/13/chartex" xmlns:cx8="http://schemas.microsoft.com/office/drawing/2016/5/14/chartex" xmlns:mc="http://schemas.openxmlformats.org/markup-compatibility/2006" xmlns:aink="http://schemas.microsoft.com/office/drawing/2016/ink" xmlns:am3d="http://schemas.microsoft.com/office/drawing/2017/model3d" xmlns:o="urn:schemas-microsoft-com:office:office" xmlns:oel="http://schemas.microsoft.com/office/2019/extlst" xmlns:r="http://schemas.openxmlformats.org/officeDocument/2006/relationships" xmlns:m="http://schemas.openxmlformats.org/officeDocument/2006/math" xmlns:v="urn:schemas-microsoft-com:vml" xmlns:wp14="http://schemas.microsoft.com/office/word/2010/wordprocessingDrawing" xmlns:wp="http://schemas.openxmlformats.org/drawingml/2006/wordprocessingDrawing" xmlns:w10="urn:schemas-microsoft-com:office:word" xmlns:w="http://schemas.openxmlformats.org/wordprocessingml/2006/main" xmlns:w14="http://schemas.microsoft.com/office/word/2010/wordml" xmlns:w15="http://schemas.microsoft.com/office/word/2012/wordml" xmlns:w16cex="http://schemas.microsoft.com/office/word/2018/wordml/cex" xmlns:w16cid="http://schemas.microsoft.com/office/word/2016/wordml/cid" xmlns:w16="http://schemas.microsoft.com/office/word/2018/wordml" xmlns:w16du="http://schemas.microsoft.com/office/word/2023/wordml/word16du" xmlns:w16sdtdh="http://schemas.microsoft.com/office/word/2020/wordml/sdtdatahash" xmlns:w16sdtfl="http://schemas.microsoft.com/office/word/2024/wordml/sdtformatlock" xmlns:w16se="http://schemas.microsoft.com/office/word/2015/wordml/symex" xmlns:wpg="http://schemas.microsoft.com/office/word/2010/wordprocessingGroup" xmlns:wpi="http://schemas.microsoft.com/office/word/2010/wordprocessingInk" xmlns:wne="http://schemas.microsoft.com/office/word/2006/wordml" xmlns:wps="http://schemas.microsoft.com/office/word/2010/wordprocessingShape" mc:Ignorable="w14 w15 w16se w16cid w16 w16cex w16sdtdh w16sdtfl w16du wp14">
+<w:document xmlns:wpc="http://schemas.microsoft.com/office/word/2010/wordprocessingCanvas" xmlns:cx="http://schemas.microsoft.com/office/drawing/2014/chartex" xmlns:cx1="http://schemas.microsoft.com/office/drawing/2015/9/8/chartex" xmlns:cx2="http://schemas.microsoft.com/office/drawing/2015/10/21/chartex" xmlns:cx3="http://schemas.microsoft.com/office/drawing/2016/5/9/chartex" xmlns:cx4="http://schemas.microsoft.com/office/drawing/2016/5/10/chartex" xmlns:cx5="http://schemas.microsoft.com/office/drawing/2016/5/11/chartex" xmlns:cx6="http://schemas.microsoft.com/office/drawing/2016/5/12/chartex" xmlns:cx7="http://schemas.microsoft.com/office/drawing/2016/5/13/chartex" xmlns:cx8="http://schemas.microsoft.com/office/drawing/2016/5/14/chartex" xmlns:mc="http://schemas.openxmlformats.org/markup-compatibility/2006" xmlns:aink="http://schemas.microsoft.com/office/drawing/2016/ink" xmlns:am3d="http://schemas.microsoft.com/office/drawing/2017/model3d" xmlns:o="urn:schemas-microsoft-com:office:office" xmlns:oel="http://schemas.microsoft.com/office/2019/extlst" xmlns:r="http://schemas.openxmlformats.org/officeDocument/2006/relationships" xmlns:m="http://schemas.openxmlformats.org/officeDocument/2006/math" xmlns:v="urn:schemas-microsoft-com:vml" xmlns:wp14="http://schemas.microsoft.com/office/word/2010/wordprocessingDrawing" xmlns:wp="http://schemas.openxmlformats.org/drawingml/2006/wordprocessingDrawing" xmlns:w10="urn:schemas-microsoft-com:office:word" xmlns:w="http://schemas.openxmlformats.org/wordprocessingml/2006/main" xmlns:w14="http://schemas.microsoft.com/office/word/2010/wordml" xmlns:w15="http://schemas.microsoft.com/office/word/2012/wordml" xmlns:w16cei="http://schemas.microsoft.com/office/word/2026/wordml/cei" xmlns:w16cex="http://schemas.microsoft.com/office/word/2018/wordml/cex" xmlns:w16cid="http://schemas.microsoft.com/office/word/2016/wordml/cid" xmlns:w16="http://schemas.microsoft.com/office/word/2018/wordml" xmlns:w16du="http://schemas.microsoft.com/office/word/2023/wordml/word16du" xmlns:w16sdtdh="http://schemas.microsoft.com/office/word/2020/wordml/sdtdatahash" xmlns:w16sdtfl="http://schemas.microsoft.com/office/word/2024/wordml/sdtformatlock" xmlns:w16se="http://schemas.microsoft.com/office/word/2015/wordml/symex" xmlns:wpg="http://schemas.microsoft.com/office/word/2010/wordprocessingGroup" xmlns:wpi="http://schemas.microsoft.com/office/word/2010/wordprocessingInk" xmlns:wne="http://schemas.microsoft.com/office/word/2006/wordml" xmlns:wps="http://schemas.microsoft.com/office/word/2010/wordprocessingShape" mc:Ignorable="w14 w15 w16se w16cid w16 w16cex w16sdtdh w16sdtfl w16du wp14">
   <w:body>
     <w:p>
       <w:pPr>
@@ -181,15 +181,7 @@
           <w:b/>
           <w:bCs/>
         </w:rPr>
-        <w:t>8910656660</w:t>
-      </w:r>
-      <w:r>
-        <w:rPr>
-          <w:rFonts w:ascii="Arial" w:hAnsi="Arial" w:cs="Arial"/>
-          <w:b/>
-          <w:bCs/>
-        </w:rPr>
-        <w:t xml:space="preserve"> </w:t>
+        <w:t>6361386997</w:t>
       </w:r>
       <w:r>
         <w:rPr>
@@ -240,7 +232,7 @@
           <w:b/>
           <w:bCs/>
         </w:rPr>
-        <w:t xml:space="preserve"> / mkm000991@gmail.com</w:t>
+        <w:t xml:space="preserve"> </w:t>
       </w:r>
     </w:p>
     <w:p>
@@ -252,12 +244,54 @@
           <w:bCs/>
         </w:rPr>
       </w:pPr>
+      <w:r>
+        <w:rPr>
+          <w:rFonts w:ascii="Arial" w:hAnsi="Arial" w:cs="Arial"/>
+          <w:b/>
+          <w:bCs/>
+        </w:rPr>
+        <w:t xml:space="preserve">                      </w:t>
+      </w:r>
+      <w:r>
+        <w:rPr>
+          <w:rFonts w:ascii="Arial" w:hAnsi="Arial" w:cs="Arial"/>
+          <w:b/>
+          <w:bCs/>
+        </w:rPr>
+        <w:t xml:space="preserve"> </w:t>
+      </w:r>
+      <w:r>
+        <w:rPr>
+          <w:rFonts w:ascii="Arial" w:hAnsi="Arial" w:cs="Arial"/>
+          <w:b/>
+          <w:bCs/>
+        </w:rPr>
+        <w:t xml:space="preserve"> </w:t>
+      </w:r>
+      <w:r>
+        <w:rPr>
+          <w:rFonts w:ascii="Arial" w:hAnsi="Arial" w:cs="Arial"/>
+          <w:b/>
+          <w:bCs/>
+        </w:rPr>
+        <w:t>mkm000991@gmail.com</w:t>
+      </w:r>
+    </w:p>
+    <w:p>
+      <w:pPr>
+        <w:spacing w:after="80" w:line="240" w:lineRule="auto"/>
+        <w:rPr>
+          <w:rFonts w:ascii="Arial" w:hAnsi="Arial" w:cs="Arial"/>
+          <w:b/>
+          <w:bCs/>
+        </w:rPr>
+      </w:pPr>
       <w:proofErr w:type="gramStart"/>
       <w:r>
         <w:rPr>
           <w:rFonts w:ascii="Arial" w:hAnsi="Arial" w:cs="Arial"/>
         </w:rPr>
-        <w:t>LinkedIn</w:t>
+        <w:t>GitHub</w:t>
       </w:r>
       <w:r>
         <w:rPr>
@@ -284,6 +318,14 @@
           <w:b/>
           <w:bCs/>
         </w:rPr>
+        <w:t xml:space="preserve">         </w:t>
+      </w:r>
+      <w:r>
+        <w:rPr>
+          <w:rFonts w:ascii="Arial" w:hAnsi="Arial" w:cs="Arial"/>
+          <w:b/>
+          <w:bCs/>
+        </w:rPr>
         <w:t xml:space="preserve"> </w:t>
       </w:r>
       <w:r>
@@ -292,76 +334,90 @@
           <w:b/>
           <w:bCs/>
         </w:rPr>
-        <w:t xml:space="preserve">      </w:t>
-      </w:r>
-      <w:r>
-        <w:rPr>
-          <w:rFonts w:ascii="Arial" w:hAnsi="Arial" w:cs="Arial"/>
-          <w:b/>
-          <w:bCs/>
-        </w:rPr>
-        <w:t>https://www.linkedin.com/in/mrinal-kanti-mandal-5b3319383</w:t>
+        <w:t>https://github.com/mrinal-kol</w:t>
       </w:r>
     </w:p>
     <w:p>
       <w:pPr>
         <w:spacing w:after="80" w:line="240" w:lineRule="auto"/>
         <w:rPr>
-          <w:rFonts w:ascii="Arial" w:hAnsi="Arial" w:cs="Arial"/>
-          <w:b/>
-          <w:bCs/>
-        </w:rPr>
-      </w:pPr>
+          <w:rFonts w:ascii="Arial" w:eastAsia="Arial" w:hAnsi="Arial" w:cs="Arial"/>
+          <w:b/>
+          <w:bCs/>
+          <w:color w:val="000000"/>
+        </w:rPr>
+      </w:pPr>
+      <w:r>
+        <w:rPr>
+          <w:rFonts w:ascii="Arial" w:eastAsia="Arial" w:hAnsi="Arial" w:cs="Arial"/>
+          <w:color w:val="000000"/>
+        </w:rPr>
+        <w:t xml:space="preserve">Skype </w:t>
+      </w:r>
       <w:proofErr w:type="gramStart"/>
       <w:r>
         <w:rPr>
-          <w:rFonts w:ascii="Arial" w:hAnsi="Arial" w:cs="Arial"/>
-        </w:rPr>
-        <w:t>GitHub</w:t>
-      </w:r>
-      <w:r>
-        <w:rPr>
-          <w:rFonts w:ascii="Arial" w:hAnsi="Arial" w:cs="Arial"/>
+          <w:rFonts w:ascii="Arial" w:eastAsia="Arial" w:hAnsi="Arial" w:cs="Arial"/>
+          <w:color w:val="000000"/>
+        </w:rPr>
+        <w:t>Id</w:t>
+      </w:r>
+      <w:r>
+        <w:rPr>
+          <w:rFonts w:ascii="Arial" w:eastAsia="Arial" w:hAnsi="Arial" w:cs="Arial"/>
+          <w:color w:val="000000"/>
         </w:rPr>
         <w:t xml:space="preserve"> </w:t>
       </w:r>
       <w:r>
         <w:rPr>
-          <w:rFonts w:ascii="Arial" w:hAnsi="Arial" w:cs="Arial"/>
+          <w:rFonts w:ascii="Arial" w:eastAsia="Arial" w:hAnsi="Arial" w:cs="Arial"/>
+          <w:color w:val="000000"/>
         </w:rPr>
         <w:t>:</w:t>
       </w:r>
       <w:proofErr w:type="gramEnd"/>
       <w:r>
         <w:rPr>
-          <w:rFonts w:ascii="Arial" w:hAnsi="Arial" w:cs="Arial"/>
+          <w:rFonts w:ascii="Arial" w:eastAsia="Arial" w:hAnsi="Arial" w:cs="Arial"/>
+          <w:color w:val="000000"/>
         </w:rPr>
         <w:t>-</w:t>
       </w:r>
       <w:r>
         <w:rPr>
-          <w:rFonts w:ascii="Arial" w:hAnsi="Arial" w:cs="Arial"/>
-          <w:b/>
-          <w:bCs/>
-        </w:rPr>
-        <w:t xml:space="preserve">         </w:t>
-      </w:r>
-      <w:r>
-        <w:rPr>
-          <w:rFonts w:ascii="Arial" w:hAnsi="Arial" w:cs="Arial"/>
-          <w:b/>
-          <w:bCs/>
+          <w:rFonts w:ascii="Arial" w:eastAsia="Arial" w:hAnsi="Arial" w:cs="Arial"/>
+          <w:color w:val="000000"/>
         </w:rPr>
         <w:t xml:space="preserve"> </w:t>
       </w:r>
       <w:r>
         <w:rPr>
-          <w:rFonts w:ascii="Arial" w:hAnsi="Arial" w:cs="Arial"/>
-          <w:b/>
-          <w:bCs/>
-        </w:rPr>
-        <w:t>https://github.com/mrinal-kol</w:t>
-      </w:r>
+          <w:rFonts w:ascii="Arial" w:eastAsia="Arial" w:hAnsi="Arial" w:cs="Arial"/>
+          <w:color w:val="000000"/>
+        </w:rPr>
+        <w:t xml:space="preserve">     </w:t>
+      </w:r>
+      <w:r>
+        <w:rPr>
+          <w:rFonts w:ascii="Arial" w:eastAsia="Arial" w:hAnsi="Arial" w:cs="Arial"/>
+          <w:color w:val="000000"/>
+        </w:rPr>
+        <w:t xml:space="preserve"> </w:t>
+      </w:r>
+      <w:proofErr w:type="spellStart"/>
+      <w:proofErr w:type="gramStart"/>
+      <w:r>
+        <w:rPr>
+          <w:rFonts w:ascii="Arial" w:eastAsia="Arial" w:hAnsi="Arial" w:cs="Arial"/>
+          <w:b/>
+          <w:bCs/>
+          <w:color w:val="000000"/>
+        </w:rPr>
+        <w:t>mrinal.bangalore</w:t>
+      </w:r>
+      <w:proofErr w:type="spellEnd"/>
+      <w:proofErr w:type="gramEnd"/>
     </w:p>
     <w:p>
       <w:pPr>
@@ -373,161 +429,125 @@
           <w:color w:val="000000"/>
         </w:rPr>
       </w:pPr>
+      <w:proofErr w:type="gramStart"/>
       <w:r>
         <w:rPr>
           <w:rFonts w:ascii="Arial" w:eastAsia="Arial" w:hAnsi="Arial" w:cs="Arial"/>
           <w:color w:val="000000"/>
         </w:rPr>
-        <w:t xml:space="preserve">Skype </w:t>
+        <w:t>Website</w:t>
+      </w:r>
+      <w:r>
+        <w:rPr>
+          <w:rFonts w:ascii="Arial" w:eastAsia="Arial" w:hAnsi="Arial" w:cs="Arial"/>
+          <w:color w:val="000000"/>
+        </w:rPr>
+        <w:t xml:space="preserve"> </w:t>
+      </w:r>
+      <w:r>
+        <w:rPr>
+          <w:rFonts w:ascii="Arial" w:eastAsia="Arial" w:hAnsi="Arial" w:cs="Arial"/>
+          <w:color w:val="000000"/>
+        </w:rPr>
+        <w:t>:</w:t>
+      </w:r>
+      <w:proofErr w:type="gramEnd"/>
+      <w:r>
+        <w:rPr>
+          <w:rFonts w:ascii="Arial" w:eastAsia="Arial" w:hAnsi="Arial" w:cs="Arial"/>
+          <w:color w:val="000000"/>
+        </w:rPr>
+        <w:t>-</w:t>
+      </w:r>
+      <w:r>
+        <w:rPr>
+          <w:rFonts w:ascii="Arial" w:eastAsia="Arial" w:hAnsi="Arial" w:cs="Arial"/>
+          <w:b/>
+          <w:bCs/>
+          <w:color w:val="000000"/>
+        </w:rPr>
+        <w:t xml:space="preserve">   </w:t>
+      </w:r>
+      <w:r>
+        <w:rPr>
+          <w:rFonts w:ascii="Arial" w:eastAsia="Arial" w:hAnsi="Arial" w:cs="Arial"/>
+          <w:b/>
+          <w:bCs/>
+          <w:color w:val="000000"/>
+        </w:rPr>
+        <w:t xml:space="preserve">   </w:t>
+      </w:r>
+      <w:r>
+        <w:rPr>
+          <w:rFonts w:ascii="Arial" w:eastAsia="Arial" w:hAnsi="Arial" w:cs="Arial"/>
+          <w:b/>
+          <w:bCs/>
+          <w:color w:val="000000"/>
+        </w:rPr>
+        <w:t xml:space="preserve"> </w:t>
+      </w:r>
+      <w:r>
+        <w:rPr>
+          <w:rFonts w:ascii="Arial" w:eastAsia="Arial" w:hAnsi="Arial" w:cs="Arial"/>
+          <w:b/>
+          <w:bCs/>
+          <w:color w:val="000000"/>
+        </w:rPr>
+        <w:t xml:space="preserve"> </w:t>
+      </w:r>
+      <w:r>
+        <w:rPr>
+          <w:rFonts w:ascii="Arial" w:eastAsia="Arial" w:hAnsi="Arial" w:cs="Arial"/>
+          <w:b/>
+          <w:bCs/>
+        </w:rPr>
+        <w:t>https://mrinal-kol.github.io/interview_core/</w:t>
+      </w:r>
+      <w:r>
+        <w:rPr>
+          <w:rFonts w:ascii="Arial" w:eastAsia="Arial" w:hAnsi="Arial" w:cs="Arial"/>
+          <w:b/>
+          <w:bCs/>
+        </w:rPr>
+        <w:br/>
       </w:r>
       <w:proofErr w:type="gramStart"/>
       <w:r>
         <w:rPr>
           <w:rFonts w:ascii="Arial" w:eastAsia="Arial" w:hAnsi="Arial" w:cs="Arial"/>
-          <w:color w:val="000000"/>
-        </w:rPr>
-        <w:t>Id</w:t>
-      </w:r>
+        </w:rPr>
+        <w:t>LinkedIn :</w:t>
+      </w:r>
+      <w:proofErr w:type="gramEnd"/>
       <w:r>
         <w:rPr>
           <w:rFonts w:ascii="Arial" w:eastAsia="Arial" w:hAnsi="Arial" w:cs="Arial"/>
-          <w:color w:val="000000"/>
-        </w:rPr>
-        <w:t xml:space="preserve"> </w:t>
+        </w:rPr>
+        <w:t>-</w:t>
       </w:r>
       <w:r>
         <w:rPr>
           <w:rFonts w:ascii="Arial" w:eastAsia="Arial" w:hAnsi="Arial" w:cs="Arial"/>
-          <w:color w:val="000000"/>
-        </w:rPr>
-        <w:t>:</w:t>
-      </w:r>
-      <w:proofErr w:type="gramEnd"/>
+          <w:b/>
+          <w:bCs/>
+        </w:rPr>
+        <w:t xml:space="preserve">       </w:t>
+      </w:r>
       <w:r>
         <w:rPr>
           <w:rFonts w:ascii="Arial" w:eastAsia="Arial" w:hAnsi="Arial" w:cs="Arial"/>
-          <w:color w:val="000000"/>
-        </w:rPr>
-        <w:t>-</w:t>
+          <w:b/>
+          <w:bCs/>
+        </w:rPr>
+        <w:t>https://www.linkedin.com/in/mrinal-kanti-mandal-942150429/</w:t>
       </w:r>
       <w:r>
         <w:rPr>
           <w:rFonts w:ascii="Arial" w:eastAsia="Arial" w:hAnsi="Arial" w:cs="Arial"/>
-          <w:color w:val="000000"/>
-        </w:rPr>
-        <w:t xml:space="preserve"> </w:t>
-      </w:r>
-      <w:r>
-        <w:rPr>
-          <w:rFonts w:ascii="Arial" w:eastAsia="Arial" w:hAnsi="Arial" w:cs="Arial"/>
-          <w:color w:val="000000"/>
-        </w:rPr>
-        <w:t xml:space="preserve">     </w:t>
-      </w:r>
-      <w:r>
-        <w:rPr>
-          <w:rFonts w:ascii="Arial" w:eastAsia="Arial" w:hAnsi="Arial" w:cs="Arial"/>
-          <w:color w:val="000000"/>
-        </w:rPr>
-        <w:t xml:space="preserve"> </w:t>
-      </w:r>
-      <w:proofErr w:type="spellStart"/>
-      <w:proofErr w:type="gramStart"/>
-      <w:r>
-        <w:rPr>
-          <w:rFonts w:ascii="Arial" w:eastAsia="Arial" w:hAnsi="Arial" w:cs="Arial"/>
-          <w:b/>
-          <w:bCs/>
-          <w:color w:val="000000"/>
-        </w:rPr>
-        <w:t>mrinal.bangalore</w:t>
-      </w:r>
-      <w:proofErr w:type="spellEnd"/>
-      <w:proofErr w:type="gramEnd"/>
-    </w:p>
-    <w:p>
-      <w:pPr>
-        <w:spacing w:after="80" w:line="240" w:lineRule="auto"/>
-        <w:rPr>
-          <w:rFonts w:ascii="Arial" w:eastAsia="Arial" w:hAnsi="Arial" w:cs="Arial"/>
-          <w:b/>
-          <w:bCs/>
-          <w:color w:val="000000"/>
-        </w:rPr>
-      </w:pPr>
-      <w:proofErr w:type="gramStart"/>
-      <w:r>
-        <w:rPr>
-          <w:rFonts w:ascii="Arial" w:eastAsia="Arial" w:hAnsi="Arial" w:cs="Arial"/>
-          <w:color w:val="000000"/>
-        </w:rPr>
-        <w:t>Website</w:t>
-      </w:r>
-      <w:r>
-        <w:rPr>
-          <w:rFonts w:ascii="Arial" w:eastAsia="Arial" w:hAnsi="Arial" w:cs="Arial"/>
-          <w:color w:val="000000"/>
-        </w:rPr>
-        <w:t xml:space="preserve"> </w:t>
-      </w:r>
-      <w:r>
-        <w:rPr>
-          <w:rFonts w:ascii="Arial" w:eastAsia="Arial" w:hAnsi="Arial" w:cs="Arial"/>
-          <w:color w:val="000000"/>
-        </w:rPr>
-        <w:t>:</w:t>
-      </w:r>
-      <w:proofErr w:type="gramEnd"/>
-      <w:r>
-        <w:rPr>
-          <w:rFonts w:ascii="Arial" w:eastAsia="Arial" w:hAnsi="Arial" w:cs="Arial"/>
-          <w:color w:val="000000"/>
-        </w:rPr>
-        <w:t>-</w:t>
-      </w:r>
-      <w:r>
-        <w:rPr>
-          <w:rFonts w:ascii="Arial" w:eastAsia="Arial" w:hAnsi="Arial" w:cs="Arial"/>
-          <w:b/>
-          <w:bCs/>
-          <w:color w:val="000000"/>
+          <w:b/>
+          <w:bCs/>
         </w:rPr>
         <w:t xml:space="preserve">   </w:t>
-      </w:r>
-      <w:r>
-        <w:rPr>
-          <w:rFonts w:ascii="Arial" w:eastAsia="Arial" w:hAnsi="Arial" w:cs="Arial"/>
-          <w:b/>
-          <w:bCs/>
-          <w:color w:val="000000"/>
-        </w:rPr>
-        <w:t xml:space="preserve">   </w:t>
-      </w:r>
-      <w:r>
-        <w:rPr>
-          <w:rFonts w:ascii="Arial" w:eastAsia="Arial" w:hAnsi="Arial" w:cs="Arial"/>
-          <w:b/>
-          <w:bCs/>
-          <w:color w:val="000000"/>
-        </w:rPr>
-        <w:t xml:space="preserve"> </w:t>
-      </w:r>
-      <w:r>
-        <w:rPr>
-          <w:rFonts w:ascii="Arial" w:eastAsia="Arial" w:hAnsi="Arial" w:cs="Arial"/>
-          <w:b/>
-          <w:bCs/>
-          <w:color w:val="000000"/>
-        </w:rPr>
-        <w:t xml:space="preserve"> </w:t>
-      </w:r>
-      <w:r>
-        <w:rPr>
-          <w:rFonts w:ascii="Arial" w:eastAsia="Arial" w:hAnsi="Arial" w:cs="Arial"/>
-          <w:b/>
-          <w:bCs/>
-        </w:rPr>
-        <w:t>https://mrinal-kol.github.io/interview_core/</w:t>
       </w:r>
     </w:p>
     <w:p>
@@ -1165,13 +1185,23 @@
           <w:szCs w:val="24"/>
         </w:rPr>
       </w:pPr>
-      <w:r>
-        <w:rPr>
-          <w:rFonts w:ascii="Arial" w:hAnsi="Arial" w:cs="Arial"/>
-          <w:sz w:val="24"/>
-          <w:szCs w:val="24"/>
-        </w:rPr>
-        <w:t>Celex Technologies Pvt ltd (Aug</w:t>
+      <w:proofErr w:type="spellStart"/>
+      <w:r>
+        <w:rPr>
+          <w:rFonts w:ascii="Arial" w:hAnsi="Arial" w:cs="Arial"/>
+          <w:sz w:val="24"/>
+          <w:szCs w:val="24"/>
+        </w:rPr>
+        <w:t>Celex</w:t>
+      </w:r>
+      <w:proofErr w:type="spellEnd"/>
+      <w:r>
+        <w:rPr>
+          <w:rFonts w:ascii="Arial" w:hAnsi="Arial" w:cs="Arial"/>
+          <w:sz w:val="24"/>
+          <w:szCs w:val="24"/>
+        </w:rPr>
+        <w:t xml:space="preserve"> Technologies Pvt ltd (Aug</w:t>
       </w:r>
       <w:r>
         <w:rPr>
@@ -2133,13 +2163,23 @@
           <w:rFonts w:ascii="Arial" w:hAnsi="Arial" w:cs="Arial"/>
         </w:rPr>
       </w:pPr>
-      <w:r>
-        <w:rPr>
-          <w:rFonts w:ascii="Arial" w:hAnsi="Arial" w:cs="Arial"/>
-          <w:b/>
-          <w:bCs/>
-        </w:rPr>
-        <w:t>Celex Technologies Pvt</w:t>
+      <w:proofErr w:type="spellStart"/>
+      <w:r>
+        <w:rPr>
+          <w:rFonts w:ascii="Arial" w:hAnsi="Arial" w:cs="Arial"/>
+          <w:b/>
+          <w:bCs/>
+        </w:rPr>
+        <w:t>Celex</w:t>
+      </w:r>
+      <w:proofErr w:type="spellEnd"/>
+      <w:r>
+        <w:rPr>
+          <w:rFonts w:ascii="Arial" w:hAnsi="Arial" w:cs="Arial"/>
+          <w:b/>
+          <w:bCs/>
+        </w:rPr>
+        <w:t xml:space="preserve"> Technologies Pvt</w:t>
       </w:r>
       <w:r>
         <w:rPr>
@@ -2989,31 +3029,32 @@
           <w:color w:val="1F1F1F"/>
           <w:shd w:val="clear" w:color="auto" w:fill="FFFFFF"/>
         </w:rPr>
-        <w:t xml:space="preserve"> Celex Technologies Private Limited, </w:t>
-      </w:r>
-      <w:r>
-        <w:rPr>
-          <w:rFonts w:ascii="Arial" w:hAnsi="Arial" w:cs="Arial"/>
-          <w:color w:val="040C28"/>
-        </w:rPr>
-        <w:t>established in 2003, is a leading company based in Kolkata, West Bengal, India, specializing in High Security Registration Plates (HSRP)</w:t>
-      </w:r>
+        <w:t xml:space="preserve"> </w:t>
+      </w:r>
+      <w:proofErr w:type="spellStart"/>
       <w:r>
         <w:rPr>
           <w:rFonts w:ascii="Arial" w:hAnsi="Arial" w:cs="Arial"/>
           <w:color w:val="1F1F1F"/>
           <w:shd w:val="clear" w:color="auto" w:fill="FFFFFF"/>
         </w:rPr>
-        <w:t xml:space="preserve">. With a strong focus on customer satisfaction, Celex has successfully implemented HSRP </w:t>
-      </w:r>
-      <w:proofErr w:type="gramStart"/>
+        <w:t>Celex</w:t>
+      </w:r>
+      <w:proofErr w:type="spellEnd"/>
       <w:r>
         <w:rPr>
           <w:rFonts w:ascii="Arial" w:hAnsi="Arial" w:cs="Arial"/>
           <w:color w:val="1F1F1F"/>
           <w:shd w:val="clear" w:color="auto" w:fill="FFFFFF"/>
         </w:rPr>
-        <w:t xml:space="preserve">projects </w:t>
+        <w:t xml:space="preserve"> Technologies Private Limited, </w:t>
+      </w:r>
+      <w:r>
+        <w:rPr>
+          <w:rFonts w:ascii="Arial" w:hAnsi="Arial" w:cs="Arial"/>
+          <w:color w:val="040C28"/>
+        </w:rPr>
+        <w:t>established in 2003, is a leading company based in Kolkata, West Bengal, India, specializing in High Security Registration Plates (HSRP)</w:t>
       </w:r>
       <w:r>
         <w:rPr>
@@ -3021,6 +3062,41 @@
           <w:color w:val="1F1F1F"/>
           <w:shd w:val="clear" w:color="auto" w:fill="FFFFFF"/>
         </w:rPr>
+        <w:t xml:space="preserve">. With a strong focus on customer satisfaction, </w:t>
+      </w:r>
+      <w:proofErr w:type="spellStart"/>
+      <w:r>
+        <w:rPr>
+          <w:rFonts w:ascii="Arial" w:hAnsi="Arial" w:cs="Arial"/>
+          <w:color w:val="1F1F1F"/>
+          <w:shd w:val="clear" w:color="auto" w:fill="FFFFFF"/>
+        </w:rPr>
+        <w:t>Celex</w:t>
+      </w:r>
+      <w:proofErr w:type="spellEnd"/>
+      <w:r>
+        <w:rPr>
+          <w:rFonts w:ascii="Arial" w:hAnsi="Arial" w:cs="Arial"/>
+          <w:color w:val="1F1F1F"/>
+          <w:shd w:val="clear" w:color="auto" w:fill="FFFFFF"/>
+        </w:rPr>
+        <w:t xml:space="preserve"> has successfully implemented HSRP </w:t>
+      </w:r>
+      <w:proofErr w:type="gramStart"/>
+      <w:r>
+        <w:rPr>
+          <w:rFonts w:ascii="Arial" w:hAnsi="Arial" w:cs="Arial"/>
+          <w:color w:val="1F1F1F"/>
+          <w:shd w:val="clear" w:color="auto" w:fill="FFFFFF"/>
+        </w:rPr>
+        <w:t xml:space="preserve">projects </w:t>
+      </w:r>
+      <w:r>
+        <w:rPr>
+          <w:rFonts w:ascii="Arial" w:hAnsi="Arial" w:cs="Arial"/>
+          <w:color w:val="1F1F1F"/>
+          <w:shd w:val="clear" w:color="auto" w:fill="FFFFFF"/>
+        </w:rPr>
         <w:t>.</w:t>
       </w:r>
       <w:proofErr w:type="gramEnd"/>
@@ -3038,7 +3114,23 @@
           <w:rFonts w:ascii="Arial" w:hAnsi="Arial" w:cs="Arial"/>
           <w:b/>
         </w:rPr>
-        <w:t>Company Name: Celex Technologies Pvt Ltd</w:t>
+        <w:t xml:space="preserve">Company Name: </w:t>
+      </w:r>
+      <w:proofErr w:type="spellStart"/>
+      <w:r>
+        <w:rPr>
+          <w:rFonts w:ascii="Arial" w:hAnsi="Arial" w:cs="Arial"/>
+          <w:b/>
+        </w:rPr>
+        <w:t>Celex</w:t>
+      </w:r>
+      <w:proofErr w:type="spellEnd"/>
+      <w:r>
+        <w:rPr>
+          <w:rFonts w:ascii="Arial" w:hAnsi="Arial" w:cs="Arial"/>
+          <w:b/>
+        </w:rPr>
+        <w:t xml:space="preserve"> Technologies Pvt Ltd</w:t>
       </w:r>
     </w:p>
     <w:p>
@@ -3283,6 +3375,7 @@
         </w:rPr>
         <w:t xml:space="preserve"> </w:t>
       </w:r>
+      <w:proofErr w:type="spellStart"/>
       <w:proofErr w:type="gramStart"/>
       <w:r>
         <w:rPr>
@@ -3290,6 +3383,7 @@
         </w:rPr>
         <w:t>js</w:t>
       </w:r>
+      <w:proofErr w:type="spellEnd"/>
       <w:r>
         <w:rPr>
           <w:rFonts w:ascii="Arial" w:hAnsi="Arial" w:cs="Arial"/>
@@ -3723,7 +3817,21 @@
         <w:rPr>
           <w:rFonts w:ascii="Arial" w:hAnsi="Arial" w:cs="Arial"/>
         </w:rPr>
-        <w:t xml:space="preserve"> Create and document software tools required by artists or other developers, Debug existing source code and polish feature sets, Contribute to technical design documentation. </w:t>
+        <w:t xml:space="preserve"> Create and document software tools required by artists or other developers, </w:t>
+      </w:r>
+      <w:proofErr w:type="gramStart"/>
+      <w:r>
+        <w:rPr>
+          <w:rFonts w:ascii="Arial" w:hAnsi="Arial" w:cs="Arial"/>
+        </w:rPr>
+        <w:t>Debug</w:t>
+      </w:r>
+      <w:proofErr w:type="gramEnd"/>
+      <w:r>
+        <w:rPr>
+          <w:rFonts w:ascii="Arial" w:hAnsi="Arial" w:cs="Arial"/>
+        </w:rPr>
+        <w:t xml:space="preserve"> existing source code and polish feature sets, Contribute to technical design documentation. </w:t>
       </w:r>
     </w:p>
     <w:p>
@@ -4228,7 +4336,21 @@
         <w:rPr>
           <w:rFonts w:ascii="Arial" w:hAnsi="Arial" w:cs="Arial"/>
         </w:rPr>
-        <w:t xml:space="preserve"> Create and document software tools required by artists or other developers, Debug existing source code and polish feature sets, Contribute to technical design documentation. </w:t>
+        <w:t xml:space="preserve"> Create and document software tools required by artists or other developers, </w:t>
+      </w:r>
+      <w:proofErr w:type="gramStart"/>
+      <w:r>
+        <w:rPr>
+          <w:rFonts w:ascii="Arial" w:hAnsi="Arial" w:cs="Arial"/>
+        </w:rPr>
+        <w:t>Debug</w:t>
+      </w:r>
+      <w:proofErr w:type="gramEnd"/>
+      <w:r>
+        <w:rPr>
+          <w:rFonts w:ascii="Arial" w:hAnsi="Arial" w:cs="Arial"/>
+        </w:rPr>
+        <w:t xml:space="preserve"> existing source code and polish feature sets, Contribute to technical design documentation. </w:t>
       </w:r>
     </w:p>
     <w:p>
@@ -4741,7 +4863,21 @@
         <w:rPr>
           <w:rFonts w:ascii="Arial" w:hAnsi="Arial" w:cs="Arial"/>
         </w:rPr>
-        <w:t xml:space="preserve"> Create and document software tools required by artists or other developers, Debug existing source code and polish feature sets, Contribute to technical design documentation.</w:t>
+        <w:t xml:space="preserve"> Create and document software tools required by artists or other developers, </w:t>
+      </w:r>
+      <w:proofErr w:type="gramStart"/>
+      <w:r>
+        <w:rPr>
+          <w:rFonts w:ascii="Arial" w:hAnsi="Arial" w:cs="Arial"/>
+        </w:rPr>
+        <w:t>Debug</w:t>
+      </w:r>
+      <w:proofErr w:type="gramEnd"/>
+      <w:r>
+        <w:rPr>
+          <w:rFonts w:ascii="Arial" w:hAnsi="Arial" w:cs="Arial"/>
+        </w:rPr>
+        <w:t xml:space="preserve"> existing source code and polish feature sets, Contribute to technical design documentation.</w:t>
       </w:r>
     </w:p>
     <w:p>
@@ -8019,7 +8155,7 @@
 </file>
 
 <file path=word/numbering.xml><?xml version="1.0" encoding="utf-8"?>
-<w:numbering xmlns:wpc="http://schemas.microsoft.com/office/word/2010/wordprocessingCanvas" xmlns:cx="http://schemas.microsoft.com/office/drawing/2014/chartex" xmlns:cx1="http://schemas.microsoft.com/office/drawing/2015/9/8/chartex" xmlns:cx2="http://schemas.microsoft.com/office/drawing/2015/10/21/chartex" xmlns:cx3="http://schemas.microsoft.com/office/drawing/2016/5/9/chartex" xmlns:cx4="http://schemas.microsoft.com/office/drawing/2016/5/10/chartex" xmlns:cx5="http://schemas.microsoft.com/office/drawing/2016/5/11/chartex" xmlns:cx6="http://schemas.microsoft.com/office/drawing/2016/5/12/chartex" xmlns:cx7="http://schemas.microsoft.com/office/drawing/2016/5/13/chartex" xmlns:cx8="http://schemas.microsoft.com/office/drawing/2016/5/14/chartex" xmlns:mc="http://schemas.openxmlformats.org/markup-compatibility/2006" xmlns:aink="http://schemas.microsoft.com/office/drawing/2016/ink" xmlns:am3d="http://schemas.microsoft.com/office/drawing/2017/model3d" xmlns:o="urn:schemas-microsoft-com:office:office" xmlns:oel="http://schemas.microsoft.com/office/2019/extlst" xmlns:r="http://schemas.openxmlformats.org/officeDocument/2006/relationships" xmlns:m="http://schemas.openxmlformats.org/officeDocument/2006/math" xmlns:v="urn:schemas-microsoft-com:vml" xmlns:wp14="http://schemas.microsoft.com/office/word/2010/wordprocessingDrawing" xmlns:wp="http://schemas.openxmlformats.org/drawingml/2006/wordprocessingDrawing" xmlns:w10="urn:schemas-microsoft-com:office:word" xmlns:w="http://schemas.openxmlformats.org/wordprocessingml/2006/main" xmlns:w14="http://schemas.microsoft.com/office/word/2010/wordml" xmlns:w15="http://schemas.microsoft.com/office/word/2012/wordml" xmlns:w16cex="http://schemas.microsoft.com/office/word/2018/wordml/cex" xmlns:w16cid="http://schemas.microsoft.com/office/word/2016/wordml/cid" xmlns:w16="http://schemas.microsoft.com/office/word/2018/wordml" xmlns:w16du="http://schemas.microsoft.com/office/word/2023/wordml/word16du" xmlns:w16sdtdh="http://schemas.microsoft.com/office/word/2020/wordml/sdtdatahash" xmlns:w16sdtfl="http://schemas.microsoft.com/office/word/2024/wordml/sdtformatlock" xmlns:w16se="http://schemas.microsoft.com/office/word/2015/wordml/symex" xmlns:wpg="http://schemas.microsoft.com/office/word/2010/wordprocessingGroup" xmlns:wpi="http://schemas.microsoft.com/office/word/2010/wordprocessingInk" xmlns:wne="http://schemas.microsoft.com/office/word/2006/wordml" xmlns:wps="http://schemas.microsoft.com/office/word/2010/wordprocessingShape" mc:Ignorable="w14 w15 w16se w16cid w16 w16cex w16sdtdh w16sdtfl w16du wp14">
+<w:numbering xmlns:wpc="http://schemas.microsoft.com/office/word/2010/wordprocessingCanvas" xmlns:cx="http://schemas.microsoft.com/office/drawing/2014/chartex" xmlns:cx1="http://schemas.microsoft.com/office/drawing/2015/9/8/chartex" xmlns:cx2="http://schemas.microsoft.com/office/drawing/2015/10/21/chartex" xmlns:cx3="http://schemas.microsoft.com/office/drawing/2016/5/9/chartex" xmlns:cx4="http://schemas.microsoft.com/office/drawing/2016/5/10/chartex" xmlns:cx5="http://schemas.microsoft.com/office/drawing/2016/5/11/chartex" xmlns:cx6="http://schemas.microsoft.com/office/drawing/2016/5/12/chartex" xmlns:cx7="http://schemas.microsoft.com/office/drawing/2016/5/13/chartex" xmlns:cx8="http://schemas.microsoft.com/office/drawing/2016/5/14/chartex" xmlns:mc="http://schemas.openxmlformats.org/markup-compatibility/2006" xmlns:aink="http://schemas.microsoft.com/office/drawing/2016/ink" xmlns:am3d="http://schemas.microsoft.com/office/drawing/2017/model3d" xmlns:o="urn:schemas-microsoft-com:office:office" xmlns:oel="http://schemas.microsoft.com/office/2019/extlst" xmlns:r="http://schemas.openxmlformats.org/officeDocument/2006/relationships" xmlns:m="http://schemas.openxmlformats.org/officeDocument/2006/math" xmlns:v="urn:schemas-microsoft-com:vml" xmlns:wp14="http://schemas.microsoft.com/office/word/2010/wordprocessingDrawing" xmlns:wp="http://schemas.openxmlformats.org/drawingml/2006/wordprocessingDrawing" xmlns:w10="urn:schemas-microsoft-com:office:word" xmlns:w="http://schemas.openxmlformats.org/wordprocessingml/2006/main" xmlns:w14="http://schemas.microsoft.com/office/word/2010/wordml" xmlns:w15="http://schemas.microsoft.com/office/word/2012/wordml" xmlns:w16cei="http://schemas.microsoft.com/office/word/2026/wordml/cei" xmlns:w16cex="http://schemas.microsoft.com/office/word/2018/wordml/cex" xmlns:w16cid="http://schemas.microsoft.com/office/word/2016/wordml/cid" xmlns:w16="http://schemas.microsoft.com/office/word/2018/wordml" xmlns:w16du="http://schemas.microsoft.com/office/word/2023/wordml/word16du" xmlns:w16sdtdh="http://schemas.microsoft.com/office/word/2020/wordml/sdtdatahash" xmlns:w16sdtfl="http://schemas.microsoft.com/office/word/2024/wordml/sdtformatlock" xmlns:w16se="http://schemas.microsoft.com/office/word/2015/wordml/symex" xmlns:wpg="http://schemas.microsoft.com/office/word/2010/wordprocessingGroup" xmlns:wpi="http://schemas.microsoft.com/office/word/2010/wordprocessingInk" xmlns:wne="http://schemas.microsoft.com/office/word/2006/wordml" xmlns:wps="http://schemas.microsoft.com/office/word/2010/wordprocessingShape" mc:Ignorable="w14 w15 w16se w16cid w16 w16cex w16sdtdh w16sdtfl w16du wp14">
   <w:abstractNum w:abstractNumId="0" w15:restartNumberingAfterBreak="0">
     <w:nsid w:val="00000001"/>
     <w:multiLevelType w:val="hybridMultilevel"/>
@@ -9370,7 +9506,6 @@
   <w:style w:type="character" w:default="1" w:styleId="DefaultParagraphFont">
     <w:name w:val="Default Paragraph Font"/>
     <w:uiPriority w:val="1"/>
-    <w:semiHidden/>
     <w:unhideWhenUsed/>
   </w:style>
   <w:style w:type="table" w:default="1" w:styleId="TableNormal">
